--- a/docs/ayuntamiento-valencia/3_Protocolo_Pruebas_PulsePath.docx
+++ b/docs/ayuntamiento-valencia/3_Protocolo_Pruebas_PulsePath.docx
@@ -196,7 +196,7 @@
     </w:p>
     <w:p>
       <w:r>
-        <w:t>TRL 6 tras preflight con {{N_PARTICIPANTES_PREFLIGHT}} voluntarios externos (7–14 días); métricas: adherencia {{ADHERENCIA_DIARIA}}, abandono {{TASA_ABANDONO}}. Demo: {{URL_DEMO}}. Objetivo del Sandbox: TRL 7 en entorno operacional municipal.</w:t>
+        <w:t>TRL 5 (tecnología validada en entorno relevante): sistema construido e integrado, aún no validado operativamente con plantilla laboral real. Antes de activar a ninguna persona trabajadora municipal se ejecutará un preflight con voluntariado adulto externo (objetivo: 30 personas, 14 días) y se entregarán sus resultados al Ayuntamiento. Demostración disponible bajo petición. Objetivo del Sandbox: TRL 7 en entorno operacional municipal.</w:t>
       </w:r>
     </w:p>
     <w:p>
@@ -856,7 +856,7 @@
     </w:p>
     <w:p>
       <w:r>
-        <w:t>Véase Cuestionario Inicial (documento 2). Resumen: adherencia ({{ADHERENCIA_DIARIA}}), abandono ({{TASA_ABANDONO}}), n fase 1 ≥30, n fase 2 ≥50, solapamiento intrasujeto ≥70 %, 0 incidentes de reidentificación, utilidad percibida ≥3,5/5, entrega del informe art. 19.</w:t>
+        <w:t>Véase Cuestionario Inicial (documento 2). Resumen: adherencia y abandono según umbrales fijados tras el preflight previo, n fase 1 ≥30, n fase 2 ≥50, solapamiento intrasujeto ≥70 %, 0 incidentes de reidentificación, utilidad percibida ≥3,5/5, entrega del informe art. 19.</w:t>
       </w:r>
     </w:p>
     <w:p>
@@ -2282,7 +2282,7 @@
         <w:t xml:space="preserve">◦ </w:t>
       </w:r>
       <w:r>
-        <w:t>URL de referencia pública durante el piloto: {{URL_DEMO}}.</w:t>
+        <w:t>Durante el piloto, demostración disponible bajo petición (sin URL pública desplegada en el momento de la solicitud).</w:t>
       </w:r>
     </w:p>
     <w:p>
@@ -2471,7 +2471,7 @@
     </w:p>
     <w:p>
       <w:r>
-        <w:t>El promotor incluirá la imagen corporativa del Ayuntamiento y la identidad de marca del Sandbox Urbano en elementos de difusión del piloto, y colaborará con el Kit de Recursos Comunicativos cuando esté disponible. La demo pública {{URL_DEMO}} podrá enlazarse desde materiales informativos del Sandbox, previo acuerdo.</w:t>
+        <w:t>El promotor incluirá la imagen corporativa del Ayuntamiento y la identidad de marca del Sandbox Urbano en elementos de difusión del piloto, y colaborará con el Kit de Recursos Comunicativos cuando esté disponible. Se podrá concertar una demostración para materiales informativos del Sandbox, previo acuerdo.</w:t>
       </w:r>
     </w:p>
     <w:p>
@@ -2561,186 +2561,6 @@
         <w:t>Max Borra Palau Persona física promotora — PulsePath max@getpulsepath.com Fecha: _______________</w:t>
       </w:r>
     </w:p>
-    <w:p>
-      <w:pPr>
-        <w:pStyle w:val="Heading2"/>
-      </w:pPr>
-      <w:r>
-        <w:t>Marcadores pendientes de cumplimentar con datos reales</w:t>
-      </w:r>
-    </w:p>
-    <w:tbl>
-      <w:tblPr>
-        <w:tblStyle w:val="TableGrid"/>
-        <w:tblW w:type="auto" w:w="0"/>
-        <w:tblLayout w:type="autofit"/>
-        <w:tblLook w:firstColumn="1" w:firstRow="1" w:lastColumn="0" w:lastRow="0" w:noHBand="0" w:noVBand="1" w:val="04A0"/>
-      </w:tblPr>
-      <w:tblGrid>
-        <w:gridCol w:w="4320"/>
-        <w:gridCol w:w="4320"/>
-      </w:tblGrid>
-      <w:tr>
-        <w:tc>
-          <w:tcPr>
-            <w:tcW w:type="dxa" w:w="4320"/>
-            <w:shd w:fill="D9EAF7"/>
-          </w:tcPr>
-          <w:p>
-            <w:r>
-              <w:rPr>
-                <w:b/>
-              </w:rPr>
-            </w:r>
-            <w:r>
-              <w:rPr>
-                <w:b/>
-              </w:rPr>
-              <w:t>Marcador</w:t>
-            </w:r>
-          </w:p>
-        </w:tc>
-        <w:tc>
-          <w:tcPr>
-            <w:tcW w:type="dxa" w:w="4320"/>
-            <w:shd w:fill="D9EAF7"/>
-          </w:tcPr>
-          <w:p>
-            <w:r>
-              <w:rPr>
-                <w:b/>
-              </w:rPr>
-            </w:r>
-            <w:r>
-              <w:rPr>
-                <w:b/>
-              </w:rPr>
-              <w:t>Significado</w:t>
-            </w:r>
-          </w:p>
-        </w:tc>
-      </w:tr>
-      <w:tr>
-        <w:tc>
-          <w:tcPr>
-            <w:tcW w:type="dxa" w:w="4320"/>
-          </w:tcPr>
-          <w:p>
-            <w:r/>
-            <w:r>
-              <w:rPr>
-                <w:rFonts w:ascii="Consolas" w:hAnsi="Consolas"/>
-                <w:b/>
-                <w:color w:val="B14B00"/>
-                <w:sz w:val="19"/>
-              </w:rPr>
-              <w:t>{{N_PARTICIPANTES_PREFLIGHT}}</w:t>
-            </w:r>
-          </w:p>
-        </w:tc>
-        <w:tc>
-          <w:tcPr>
-            <w:tcW w:type="dxa" w:w="4320"/>
-          </w:tcPr>
-          <w:p>
-            <w:r/>
-            <w:r>
-              <w:t>Número de voluntarios del preflight</w:t>
-            </w:r>
-          </w:p>
-        </w:tc>
-      </w:tr>
-      <w:tr>
-        <w:tc>
-          <w:tcPr>
-            <w:tcW w:type="dxa" w:w="4320"/>
-          </w:tcPr>
-          <w:p>
-            <w:r/>
-            <w:r>
-              <w:rPr>
-                <w:rFonts w:ascii="Consolas" w:hAnsi="Consolas"/>
-                <w:b/>
-                <w:color w:val="B14B00"/>
-                <w:sz w:val="19"/>
-              </w:rPr>
-              <w:t>{{ADHERENCIA_DIARIA}}</w:t>
-            </w:r>
-          </w:p>
-        </w:tc>
-        <w:tc>
-          <w:tcPr>
-            <w:tcW w:type="dxa" w:w="4320"/>
-          </w:tcPr>
-          <w:p>
-            <w:r/>
-            <w:r>
-              <w:t>Adherencia diaria del preflight</w:t>
-            </w:r>
-          </w:p>
-        </w:tc>
-      </w:tr>
-      <w:tr>
-        <w:tc>
-          <w:tcPr>
-            <w:tcW w:type="dxa" w:w="4320"/>
-          </w:tcPr>
-          <w:p>
-            <w:r/>
-            <w:r>
-              <w:rPr>
-                <w:rFonts w:ascii="Consolas" w:hAnsi="Consolas"/>
-                <w:b/>
-                <w:color w:val="B14B00"/>
-                <w:sz w:val="19"/>
-              </w:rPr>
-              <w:t>{{TASA_ABANDONO}}</w:t>
-            </w:r>
-          </w:p>
-        </w:tc>
-        <w:tc>
-          <w:tcPr>
-            <w:tcW w:type="dxa" w:w="4320"/>
-          </w:tcPr>
-          <w:p>
-            <w:r/>
-            <w:r>
-              <w:t>Tasa de abandono del preflight</w:t>
-            </w:r>
-          </w:p>
-        </w:tc>
-      </w:tr>
-      <w:tr>
-        <w:tc>
-          <w:tcPr>
-            <w:tcW w:type="dxa" w:w="4320"/>
-          </w:tcPr>
-          <w:p>
-            <w:r/>
-            <w:r>
-              <w:rPr>
-                <w:rFonts w:ascii="Consolas" w:hAnsi="Consolas"/>
-                <w:b/>
-                <w:color w:val="B14B00"/>
-                <w:sz w:val="19"/>
-              </w:rPr>
-              <w:t>{{URL_DEMO}}</w:t>
-            </w:r>
-          </w:p>
-        </w:tc>
-        <w:tc>
-          <w:tcPr>
-            <w:tcW w:type="dxa" w:w="4320"/>
-          </w:tcPr>
-          <w:p>
-            <w:r/>
-            <w:r>
-              <w:t>URL de la demo pública funcional</w:t>
-            </w:r>
-          </w:p>
-        </w:tc>
-      </w:tr>
-    </w:tbl>
     <w:sectPr>
       <w:pgSz w:w="12240" w:h="15840"/>
       <w:pgMar w:top="1440" w:right="1800" w:bottom="1440" w:left="1800" w:header="720" w:footer="720" w:gutter="0"/>
